--- a/word_reports/LP_0337_위치_187_The Deep Purple_Singles A.docx
+++ b/word_reports/LP_0337_위치_187_The Deep Purple_Singles A.docx
@@ -4,7 +4,7 @@
   <w:body>
     <w:p>
       <w:pPr>
-        <w:spacing w:after="280"/>
+        <w:spacing w:after="80"/>
       </w:pPr>
       <w:r>
         <w:rPr w:rFonts="맑은 고딕">
@@ -13,94 +13,47 @@
           <w:color w:val="1E3A8A"/>
           <w:sz w:val="30"/>
         </w:rPr>
-        <w:t>[187] The Deep Purple - Singles A's &amp; B's</w:t>
+        <w:t>The Deep Purple (딥 퍼플) - Singles A's &amp; B's</w:t>
       </w:r>
     </w:p>
     <w:p>
       <w:pPr>
-        <w:spacing w:after="320"/>
+        <w:spacing w:after="240"/>
       </w:pPr>
       <w:r>
         <w:rPr w:rFonts="맑은 고딕">
           <w:rFonts w:ascii="맑은 고딕" w:hAnsi="맑은 고딕" w:eastAsia="맑은 고딕"/>
           <w:b/>
-          <w:sz w:val="20"/>
+          <w:color w:val="4B5563"/>
+          <w:sz w:val="22"/>
         </w:rPr>
-        <w:t>■ 위치 : 187</w:t>
-        <w:br/>
-      </w:r>
-      <w:r>
-        <w:rPr w:rFonts="맑은 고딕">
-          <w:rFonts w:ascii="맑은 고딕" w:hAnsi="맑은 고딕" w:eastAsia="맑은 고딕"/>
-          <w:b/>
-          <w:sz w:val="20"/>
-        </w:rPr>
-        <w:t>■ 아티스트 : The Deep Purple</w:t>
-        <w:br/>
-      </w:r>
-      <w:r>
-        <w:rPr w:rFonts="맑은 고딕">
-          <w:rFonts w:ascii="맑은 고딕" w:hAnsi="맑은 고딕" w:eastAsia="맑은 고딕"/>
-          <w:b/>
-          <w:sz w:val="20"/>
-        </w:rPr>
-        <w:t>■ 앨범명 : Singles A's &amp; B's</w:t>
-        <w:br/>
-      </w:r>
-      <w:r>
-        <w:rPr w:rFonts="맑은 고딕">
-          <w:rFonts w:ascii="맑은 고딕" w:hAnsi="맑은 고딕" w:eastAsia="맑은 고딕"/>
-          <w:b w:val="0"/>
-          <w:sz w:val="20"/>
-        </w:rPr>
-        <w:t>■ 음반 레이블 : Harvest / EMI</w:t>
-        <w:br/>
-      </w:r>
-      <w:r>
-        <w:rPr w:rFonts="맑은 고딕">
-          <w:rFonts w:ascii="맑은 고딕" w:hAnsi="맑은 고딕" w:eastAsia="맑은 고딕"/>
-          <w:b w:val="0"/>
-          <w:sz w:val="20"/>
-        </w:rPr>
-        <w:t>■ 발매년도 : 1978</w:t>
-        <w:br/>
-      </w:r>
-      <w:r>
-        <w:rPr w:rFonts="맑은 고딕">
-          <w:rFonts w:ascii="맑은 고딕" w:hAnsi="맑은 고딕" w:eastAsia="맑은 고딕"/>
-          <w:b w:val="0"/>
-          <w:sz w:val="20"/>
-        </w:rPr>
-        <w:t>■ 장르 : 하드 록 (Hard Rock), 프로그레시브 록 (Progressive Rock)</w:t>
-        <w:br/>
-      </w:r>
-      <w:r>
-        <w:rPr w:rFonts="맑은 고딕">
-          <w:rFonts w:ascii="맑은 고딕" w:hAnsi="맑은 고딕" w:eastAsia="맑은 고딕"/>
-          <w:b w:val="0"/>
-          <w:sz w:val="20"/>
-        </w:rPr>
-        <w:t>■ 주요 수록곡 : 1. Hush</w:t>
-        <w:br/>
+        <w:t>위치 :  187</w:t>
       </w:r>
     </w:p>
     <w:p>
       <w:pPr>
-        <w:spacing w:after="160"/>
+        <w:spacing w:line="324" w:lineRule="auto" w:before="80" w:after="160"/>
       </w:pPr>
       <w:r>
         <w:rPr w:rFonts="맑은 고딕">
           <w:rFonts w:ascii="맑은 고딕" w:hAnsi="맑은 고딕" w:eastAsia="맑은 고딕"/>
           <w:b/>
           <w:color w:val="1F2937"/>
-          <w:sz w:val="24"/>
+          <w:sz w:val="22"/>
         </w:rPr>
-        <w:t>■ 음반 해설 및 감상 가이드</w:t>
+        <w:t xml:space="preserve">[음반 소개] </w:t>
+      </w:r>
+      <w:r>
+        <w:rPr w:rFonts="맑은 고딕">
+          <w:rFonts w:ascii="맑은 고딕" w:hAnsi="맑은 고딕" w:eastAsia="맑은 고딕"/>
+          <w:b w:val="0"/>
+          <w:sz w:val="21"/>
+        </w:rPr>
       </w:r>
     </w:p>
     <w:p>
       <w:pPr>
-        <w:spacing w:line="312" w:lineRule="auto" w:after="120"/>
+        <w:spacing w:line="324" w:lineRule="auto" w:after="120"/>
       </w:pPr>
       <w:r>
         <w:rPr w:rFonts="맑은 고딕">
@@ -108,51 +61,516 @@
           <w:b w:val="0"/>
           <w:sz w:val="21"/>
         </w:rPr>
-        <w:t>영국의 전설적인 하드 록 밴드 딥 퍼플(Deep Purple)의 상징적인 싱글들을 집대성한 『Singles A's &amp; B's』는 밴드의 가장 화려했던 황금기 음악적 궤적을 단 한 장의 비닐에 담아낸 명작 컴필레이션 음반입니다. 1968년 데뷔 시절부터 1970년대 중반에 이르기까지, 라인업의 변천(Mark I부터 Mark III에 이르는) 속에서도 변함없이 빛났던 이들의 독창적인 사운드 스펙트럼과 대중적 히트작들을 한눈에 조망할 수 있는 사료적 가치를 지니고 있습니다.</w:t>
+        <w:t>거센 파도처럼 포효하는 하드록의 원초적 에너지를 클래식의 숭고한 구조미로 승화시킨 위대한 거장, 딥 퍼플의 찬란한 궤적을 압축해 놓은 명반입니다. 굉음 속에 깃든 존 로드의 해먼드 오르간과 리치 블랙모어의 서정적인 핑거링은 단순한 록을 넘어 하나의 거대한 교향시 같은 울림을 선사합니다. 정규 앨범이라는 거대한 캔버스에서 미처 다 풀어내지 못했던 4분여 미학의 단편들과 숨겨진 이면의 보석들이 비닐(Vinyl)의 소리골을 따라 영롱하게 되살아납니다. 반세기의 시간을 관통하여 여전히 묵직한 전율과 낭만을 건네는, 록 음악사에서 결코 빛바래지 않을 찬연한 기념비입니다.</w:t>
       </w:r>
     </w:p>
     <w:p>
       <w:pPr>
-        <w:spacing w:line="312" w:lineRule="auto" w:after="120"/>
+        <w:spacing w:line="324" w:lineRule="auto" w:before="200" w:after="80"/>
       </w:pPr>
+      <w:r>
+        <w:rPr w:rFonts="맑은 고딕">
+          <w:rFonts w:ascii="맑은 고딕" w:hAnsi="맑은 고딕" w:eastAsia="맑은 고딕"/>
+          <w:b/>
+          <w:color w:val="1E3A8A"/>
+          <w:sz w:val="24"/>
+        </w:rPr>
+        <w:t>1. 음반 데이터</w:t>
+      </w:r>
+    </w:p>
+    <w:p>
+      <w:pPr>
+        <w:spacing w:line="324" w:lineRule="auto" w:after="80"/>
+      </w:pPr>
+      <w:r>
+        <w:rPr w:rFonts="맑은 고딕">
+          <w:rFonts w:ascii="맑은 고딕" w:hAnsi="맑은 고딕" w:eastAsia="맑은 고딕"/>
+          <w:b w:val="0"/>
+          <w:color w:val="6B7280"/>
+          <w:sz w:val="21"/>
+        </w:rPr>
+        <w:t xml:space="preserve">· </w:t>
+      </w:r>
+      <w:r>
+        <w:rPr w:rFonts="맑은 고딕">
+          <w:rFonts w:ascii="맑은 고딕" w:hAnsi="맑은 고딕" w:eastAsia="맑은 고딕"/>
+          <w:b/>
+          <w:color w:val="1F2937"/>
+          <w:sz w:val="21"/>
+        </w:rPr>
+        <w:t xml:space="preserve">앨범명: </w:t>
+      </w:r>
       <w:r>
         <w:rPr w:rFonts="맑은 고딕">
           <w:rFonts w:ascii="맑은 고딕" w:hAnsi="맑은 고딕" w:eastAsia="맑은 고딕"/>
           <w:b w:val="0"/>
           <w:sz w:val="21"/>
         </w:rPr>
-        <w:t>본 음반은 사이키델릭 팝과 하드 록의 경계에 서 있던 초창기 대표곡 "Hush"를 시작으로, 딥 퍼플을 세계 최정상의 하드 록 밴드 반열에 올려놓은 Mark II 라인업의 전성기 사운드로 자연스럽게 이어집니다. 특히 영국 차트 상위권을 석권하며 밴드의 정체성을 확립한 "Black Night"와 감각적인 리프가 돋보이는 "Strange Kind of Woman" 등은 존 로드(Jon Lord)의 웅장하고 고전적인 하먼드 오르간과 리치 블랙모어(Ritchie Blackmore)의 날카롭고 스피디한 기타 플레이가 벌이는 치열한 연주 대결의 진수를 보여줍니다.</w:t>
+        <w:t>Singles A's &amp; B's</w:t>
       </w:r>
     </w:p>
     <w:p>
       <w:pPr>
-        <w:spacing w:line="312" w:lineRule="auto" w:after="120"/>
+        <w:spacing w:line="324" w:lineRule="auto" w:after="80"/>
       </w:pPr>
+      <w:r>
+        <w:rPr w:rFonts="맑은 고딕">
+          <w:rFonts w:ascii="맑은 고딕" w:hAnsi="맑은 고딕" w:eastAsia="맑은 고딕"/>
+          <w:b w:val="0"/>
+          <w:color w:val="6B7280"/>
+          <w:sz w:val="21"/>
+        </w:rPr>
+        <w:t xml:space="preserve">· </w:t>
+      </w:r>
+      <w:r>
+        <w:rPr w:rFonts="맑은 고딕">
+          <w:rFonts w:ascii="맑은 고딕" w:hAnsi="맑은 고딕" w:eastAsia="맑은 고딕"/>
+          <w:b/>
+          <w:color w:val="1F2937"/>
+          <w:sz w:val="21"/>
+        </w:rPr>
+        <w:t xml:space="preserve">아티스트: </w:t>
+      </w:r>
       <w:r>
         <w:rPr w:rFonts="맑은 고딕">
           <w:rFonts w:ascii="맑은 고딕" w:hAnsi="맑은 고딕" w:eastAsia="맑은 고딕"/>
           <w:b w:val="0"/>
           <w:sz w:val="21"/>
         </w:rPr>
-        <w:t>이 음반의 참된 가치는 타이틀곡(A면)뿐만 아니라, 당시 정규 앨범에 수록되지 않았거나 싱글 버전으로만 접할 수 있었던 희귀 B면(B-side) 트랙들까지 충실히 수록했다는 점에 있습니다. 이언 길런(Ian Gillan)의 압도적인 하이노트 스크리밍이 빛나는 명곡들은 물론, 데이비드 커버데일(David Coverdale)과 글렌 휴즈(Glenn Hughes)가 합류하며 블루지하고 소울풀한 하드 록으로 스펙트럼을 넓힌 Mark III 시기의 "Burn"에 이르기까지, 밴드의 절정기 기량이 아날로그 LP 특유의 밀도 높은 질감으로 생생하게 재현됩니다.</w:t>
+        <w:t>The Deep Purple (딥 퍼플)</w:t>
       </w:r>
     </w:p>
     <w:p>
       <w:pPr>
-        <w:spacing w:line="312" w:lineRule="auto" w:after="120"/>
+        <w:spacing w:line="324" w:lineRule="auto" w:after="80"/>
       </w:pPr>
+      <w:r>
+        <w:rPr w:rFonts="맑은 고딕">
+          <w:rFonts w:ascii="맑은 고딕" w:hAnsi="맑은 고딕" w:eastAsia="맑은 고딕"/>
+          <w:b w:val="0"/>
+          <w:color w:val="6B7280"/>
+          <w:sz w:val="21"/>
+        </w:rPr>
+        <w:t xml:space="preserve">· </w:t>
+      </w:r>
+      <w:r>
+        <w:rPr w:rFonts="맑은 고딕">
+          <w:rFonts w:ascii="맑은 고딕" w:hAnsi="맑은 고딕" w:eastAsia="맑은 고딕"/>
+          <w:b/>
+          <w:color w:val="1F2937"/>
+          <w:sz w:val="21"/>
+        </w:rPr>
+        <w:t xml:space="preserve">발매 정보: </w:t>
+      </w:r>
       <w:r>
         <w:rPr w:rFonts="맑은 고딕">
           <w:rFonts w:ascii="맑은 고딕" w:hAnsi="맑은 고딕" w:eastAsia="맑은 고딕"/>
           <w:b w:val="0"/>
           <w:sz w:val="21"/>
         </w:rPr>
-        <w:t>『Singles A's &amp; B's』는 단순한 히트곡 모음집을 넘어, 정교한 클래식적 화성과 폭발적인 록 에너지의 결합이라는 딥 퍼플 고유의 음악적 미학을 완벽하게 증명하는 음반입니다. 이언 페이스(Ian Paice)의 유려한 드러밍과 로저 글로버(Roger Glover)의 탄탄한 베이스가 구축한 견고한 리듬 섹션 위에서 펼쳐지는 입체적인 사운드는, 하드 록의 전설을 LP로 감상하는 가장 품격 있고 완벽한 순간을 선사할 것입니다.</w:t>
+        <w:t>1978년 영국의 유서 깊은 레이블 하베스트(Harvest/EMI)를 통해 발매된 앨범으로, 1968년 결성 초기(Mark I)부터 밴드의 최전성기(Mark II)를 아우르며 발표되었던 역사적인 싱글 A면과 당시 정규반에 수록되지 않아 희귀성이 높았던 명품 B면 트랙들을 정갈하게 엮어낸 앤솔로지 음반입니다.</w:t>
+      </w:r>
+    </w:p>
+    <w:p>
+      <w:pPr>
+        <w:spacing w:line="324" w:lineRule="auto" w:after="80"/>
+      </w:pPr>
+      <w:r>
+        <w:rPr w:rFonts="맑은 고딕">
+          <w:rFonts w:ascii="맑은 고딕" w:hAnsi="맑은 고딕" w:eastAsia="맑은 고딕"/>
+          <w:b w:val="0"/>
+          <w:color w:val="6B7280"/>
+          <w:sz w:val="21"/>
+        </w:rPr>
+        <w:t xml:space="preserve">· </w:t>
+      </w:r>
+      <w:r>
+        <w:rPr w:rFonts="맑은 고딕">
+          <w:rFonts w:ascii="맑은 고딕" w:hAnsi="맑은 고딕" w:eastAsia="맑은 고딕"/>
+          <w:b/>
+          <w:color w:val="1F2937"/>
+          <w:sz w:val="21"/>
+        </w:rPr>
+        <w:t xml:space="preserve">LP 인기도(판매량): </w:t>
+      </w:r>
+      <w:r>
+        <w:rPr w:rFonts="맑은 고딕">
+          <w:rFonts w:ascii="맑은 고딕" w:hAnsi="맑은 고딕" w:eastAsia="맑은 고딕"/>
+          <w:b w:val="0"/>
+          <w:sz w:val="21"/>
+        </w:rPr>
+        <w:t>발매 직후 영국을 비롯한 유럽 전역의 애호가와 평단으로부터 폭발적인 지지를 얻었으며, 정규 음반 미수록 명곡들이 대거 수록된 덕분에 발매와 동시에 필수 소장 음반으로 자리매김하여 전 세계적으로 장기적인 스테디셀러 판매고를 기록하였습니다.</w:t>
+      </w:r>
+    </w:p>
+    <w:p>
+      <w:pPr>
+        <w:spacing w:line="324" w:lineRule="auto" w:after="80"/>
+      </w:pPr>
+      <w:r>
+        <w:rPr w:rFonts="맑은 고딕">
+          <w:rFonts w:ascii="맑은 고딕" w:hAnsi="맑은 고딕" w:eastAsia="맑은 고딕"/>
+          <w:b w:val="0"/>
+          <w:color w:val="6B7280"/>
+          <w:sz w:val="21"/>
+        </w:rPr>
+        <w:t xml:space="preserve">· </w:t>
+      </w:r>
+      <w:r>
+        <w:rPr w:rFonts="맑은 고딕">
+          <w:rFonts w:ascii="맑은 고딕" w:hAnsi="맑은 고딕" w:eastAsia="맑은 고딕"/>
+          <w:b/>
+          <w:color w:val="1F2937"/>
+          <w:sz w:val="21"/>
+        </w:rPr>
+        <w:t xml:space="preserve">각종 수상경력: </w:t>
+      </w:r>
+      <w:r>
+        <w:rPr w:rFonts="맑은 고딕">
+          <w:rFonts w:ascii="맑은 고딕" w:hAnsi="맑은 고딕" w:eastAsia="맑은 고딕"/>
+          <w:b w:val="0"/>
+          <w:sz w:val="21"/>
+        </w:rPr>
+        <w:t>2016년 '로큰롤 명예의 전당(Rock and Roll Hall of Fame)' 헌액 및 음악 전문지 &lt;롤링 스톤&gt;, &lt;클래식 록&gt; 등 유수의 음악 매체로부터 "하드록의 문법을 완성한 밴드의 정수가 응축된 명 편집반"이라는 헌사를 받았습니다.</w:t>
+      </w:r>
+    </w:p>
+    <w:p>
+      <w:pPr>
+        <w:spacing w:line="324" w:lineRule="auto" w:before="200" w:after="80"/>
+      </w:pPr>
+      <w:r>
+        <w:rPr w:rFonts="맑은 고딕">
+          <w:rFonts w:ascii="맑은 고딕" w:hAnsi="맑은 고딕" w:eastAsia="맑은 고딕"/>
+          <w:b/>
+          <w:color w:val="1E3A8A"/>
+          <w:sz w:val="24"/>
+        </w:rPr>
+        <w:t>2. 아티스트 정보</w:t>
+      </w:r>
+    </w:p>
+    <w:p>
+      <w:pPr>
+        <w:spacing w:line="324" w:lineRule="auto" w:after="80"/>
+      </w:pPr>
+      <w:r>
+        <w:rPr w:rFonts="맑은 고딕">
+          <w:rFonts w:ascii="맑은 고딕" w:hAnsi="맑은 고딕" w:eastAsia="맑은 고딕"/>
+          <w:b w:val="0"/>
+          <w:color w:val="6B7280"/>
+          <w:sz w:val="21"/>
+        </w:rPr>
+        <w:t xml:space="preserve">· </w:t>
+      </w:r>
+      <w:r>
+        <w:rPr w:rFonts="맑은 고딕">
+          <w:rFonts w:ascii="맑은 고딕" w:hAnsi="맑은 고딕" w:eastAsia="맑은 고딕"/>
+          <w:b/>
+          <w:color w:val="1F2937"/>
+          <w:sz w:val="21"/>
+        </w:rPr>
+        <w:t xml:space="preserve">국적: </w:t>
+      </w:r>
+      <w:r>
+        <w:rPr w:rFonts="맑은 고딕">
+          <w:rFonts w:ascii="맑은 고딕" w:hAnsi="맑은 고딕" w:eastAsia="맑은 고딕"/>
+          <w:b w:val="0"/>
+          <w:sz w:val="21"/>
+        </w:rPr>
+        <w:t>영국 (United Kingdom)</w:t>
+      </w:r>
+    </w:p>
+    <w:p>
+      <w:pPr>
+        <w:spacing w:line="324" w:lineRule="auto" w:after="80"/>
+      </w:pPr>
+      <w:r>
+        <w:rPr w:rFonts="맑은 고딕">
+          <w:rFonts w:ascii="맑은 고딕" w:hAnsi="맑은 고딕" w:eastAsia="맑은 고딕"/>
+          <w:b w:val="0"/>
+          <w:color w:val="6B7280"/>
+          <w:sz w:val="21"/>
+        </w:rPr>
+        <w:t xml:space="preserve">· </w:t>
+      </w:r>
+      <w:r>
+        <w:rPr w:rFonts="맑은 고딕">
+          <w:rFonts w:ascii="맑은 고딕" w:hAnsi="맑은 고딕" w:eastAsia="맑은 고딕"/>
+          <w:b/>
+          <w:color w:val="1F2937"/>
+          <w:sz w:val="21"/>
+        </w:rPr>
+        <w:t xml:space="preserve">생몰년도: </w:t>
+      </w:r>
+      <w:r>
+        <w:rPr w:rFonts="맑은 고딕">
+          <w:rFonts w:ascii="맑은 고딕" w:hAnsi="맑은 고딕" w:eastAsia="맑은 고딕"/>
+          <w:b w:val="0"/>
+          <w:sz w:val="21"/>
+        </w:rPr>
+        <w:t>1968년 결성 (현재까지 활동 중)</w:t>
+      </w:r>
+    </w:p>
+    <w:p>
+      <w:pPr>
+        <w:spacing w:line="324" w:lineRule="auto" w:after="80"/>
+      </w:pPr>
+      <w:r>
+        <w:rPr w:rFonts="맑은 고딕">
+          <w:rFonts w:ascii="맑은 고딕" w:hAnsi="맑은 고딕" w:eastAsia="맑은 고딕"/>
+          <w:b w:val="0"/>
+          <w:color w:val="6B7280"/>
+          <w:sz w:val="21"/>
+        </w:rPr>
+        <w:t xml:space="preserve">· </w:t>
+      </w:r>
+      <w:r>
+        <w:rPr w:rFonts="맑은 고딕">
+          <w:rFonts w:ascii="맑은 고딕" w:hAnsi="맑은 고딕" w:eastAsia="맑은 고딕"/>
+          <w:b/>
+          <w:color w:val="1F2937"/>
+          <w:sz w:val="21"/>
+        </w:rPr>
+        <w:t xml:space="preserve">그룹 소속: </w:t>
+      </w:r>
+      <w:r>
+        <w:rPr w:rFonts="맑은 고딕">
+          <w:rFonts w:ascii="맑은 고딕" w:hAnsi="맑은 고딕" w:eastAsia="맑은 고딕"/>
+          <w:b w:val="0"/>
+          <w:sz w:val="21"/>
+        </w:rPr>
+        <w:t>록 밴드 (하드 록 / 헤비메탈 / 프로그레시브 록)</w:t>
+      </w:r>
+    </w:p>
+    <w:p>
+      <w:pPr>
+        <w:spacing w:line="324" w:lineRule="auto" w:after="80"/>
+      </w:pPr>
+      <w:r>
+        <w:rPr w:rFonts="맑은 고딕">
+          <w:rFonts w:ascii="맑은 고딕" w:hAnsi="맑은 고딕" w:eastAsia="맑은 고딕"/>
+          <w:b w:val="0"/>
+          <w:color w:val="6B7280"/>
+          <w:sz w:val="21"/>
+        </w:rPr>
+        <w:t xml:space="preserve">· </w:t>
+      </w:r>
+      <w:r>
+        <w:rPr w:rFonts="맑은 고딕">
+          <w:rFonts w:ascii="맑은 고딕" w:hAnsi="맑은 고딕" w:eastAsia="맑은 고딕"/>
+          <w:b/>
+          <w:color w:val="1F2937"/>
+          <w:sz w:val="21"/>
+        </w:rPr>
+        <w:t xml:space="preserve">아티스트 소개: </w:t>
+      </w:r>
+      <w:r>
+        <w:rPr w:rFonts="맑은 고딕">
+          <w:rFonts w:ascii="맑은 고딕" w:hAnsi="맑은 고딕" w:eastAsia="맑은 고딕"/>
+          <w:b w:val="0"/>
+          <w:sz w:val="21"/>
+        </w:rPr>
+        <w:t>딥 퍼플은 고전 바흐 음악의 엄격한 대위법과 블루스의 폭발적인 즉흥성을 접목하여 하드록의 신기원을 개척한 전설적인 밴드입니다. 해먼드 오르간과 일렉트릭 기타가 주고받는 격정적인 인터플레이, 그리고 인간의 한계를 넘나드는 초절정의 샤우팅 보컬을 통해 당대 록 음악을 예술적 차원으로 격상시킨 클래식 록의 독보적인 선구자입니다.</w:t>
+      </w:r>
+    </w:p>
+    <w:p>
+      <w:pPr>
+        <w:spacing w:line="324" w:lineRule="auto" w:before="200" w:after="80"/>
+      </w:pPr>
+      <w:r>
+        <w:rPr w:rFonts="맑은 고딕">
+          <w:rFonts w:ascii="맑은 고딕" w:hAnsi="맑은 고딕" w:eastAsia="맑은 고딕"/>
+          <w:b/>
+          <w:color w:val="1E3A8A"/>
+          <w:sz w:val="24"/>
+        </w:rPr>
+        <w:t>3. 음반 상세 분석</w:t>
+      </w:r>
+    </w:p>
+    <w:p>
+      <w:pPr>
+        <w:spacing w:line="324" w:lineRule="auto" w:after="80"/>
+      </w:pPr>
+      <w:r>
+        <w:rPr w:rFonts="맑은 고딕">
+          <w:rFonts w:ascii="맑은 고딕" w:hAnsi="맑은 고딕" w:eastAsia="맑은 고딕"/>
+          <w:b w:val="0"/>
+          <w:color w:val="6B7280"/>
+          <w:sz w:val="21"/>
+        </w:rPr>
+        <w:t xml:space="preserve">· </w:t>
+      </w:r>
+      <w:r>
+        <w:rPr w:rFonts="맑은 고딕">
+          <w:rFonts w:ascii="맑은 고딕" w:hAnsi="맑은 고딕" w:eastAsia="맑은 고딕"/>
+          <w:b/>
+          <w:color w:val="1F2937"/>
+          <w:sz w:val="21"/>
+        </w:rPr>
+        <w:t xml:space="preserve">역사적 위치: </w:t>
+      </w:r>
+      <w:r>
+        <w:rPr w:rFonts="맑은 고딕">
+          <w:rFonts w:ascii="맑은 고딕" w:hAnsi="맑은 고딕" w:eastAsia="맑은 고딕"/>
+          <w:b w:val="0"/>
+          <w:sz w:val="21"/>
+        </w:rPr>
+        <w:t>대곡 중심의 앨범 지향적(Album-oriented) 록을 구사하던 딥 퍼플이 싱글이라는 절제된 형식 속에서 얼마나 날카로운 멜로디 감각과 응축된 긴장감을 발휘했는지를 명쾌하게 입증하는 사료적 가치를 지닙니다. 특히 상업적 최전선에 섰던 A면의 대중성과 그 이면에 숨겨진 B면의 파격적이고 실험적인 면모를 동시에 조명함으로써, 밴드의 다층적인 음악적 정체성을 완성한 걸작으로 평가받습니다.</w:t>
+      </w:r>
+    </w:p>
+    <w:p>
+      <w:pPr>
+        <w:spacing w:line="324" w:lineRule="auto" w:after="80"/>
+      </w:pPr>
+      <w:r>
+        <w:rPr w:rFonts="맑은 고딕">
+          <w:rFonts w:ascii="맑은 고딕" w:hAnsi="맑은 고딕" w:eastAsia="맑은 고딕"/>
+          <w:b w:val="0"/>
+          <w:color w:val="6B7280"/>
+          <w:sz w:val="21"/>
+        </w:rPr>
+        <w:t xml:space="preserve">· </w:t>
+      </w:r>
+      <w:r>
+        <w:rPr w:rFonts="맑은 고딕">
+          <w:rFonts w:ascii="맑은 고딕" w:hAnsi="맑은 고딕" w:eastAsia="맑은 고딕"/>
+          <w:b/>
+          <w:color w:val="1F2937"/>
+          <w:sz w:val="21"/>
+        </w:rPr>
+        <w:t xml:space="preserve">시대의 흔적(스토리텔링): </w:t>
+      </w:r>
+      <w:r>
+        <w:rPr w:rFonts="맑은 고딕">
+          <w:rFonts w:ascii="맑은 고딕" w:hAnsi="맑은 고딕" w:eastAsia="맑은 고딕"/>
+          <w:b w:val="0"/>
+          <w:sz w:val="21"/>
+        </w:rPr>
+        <w:t>1960년대 말 사이키델릭의 신비로운 잔향부터 1970년대 초 거칠고 뜨거웠던 청춘의 저항 정신이 그대로 스며들어 있습니다. 낡은 턴테이블 앞에서 작은 도넛형 싱글 음반을 뒤집어가며 뒷면에 숨겨진 비의(秘意)의 멜로디에 심장을 떨었던 그 시절 젊은이들의 아날로그적 낭만과 시대의 공기가 각 트랙마다 생생히 살아 숨 쉬고 있습니다.</w:t>
+      </w:r>
+    </w:p>
+    <w:p>
+      <w:pPr>
+        <w:spacing w:line="324" w:lineRule="auto" w:before="200" w:after="80"/>
+      </w:pPr>
+      <w:r>
+        <w:rPr w:rFonts="맑은 고딕">
+          <w:rFonts w:ascii="맑은 고딕" w:hAnsi="맑은 고딕" w:eastAsia="맑은 고딕"/>
+          <w:b/>
+          <w:color w:val="1E3A8A"/>
+          <w:sz w:val="24"/>
+        </w:rPr>
+        <w:t>4. 주요 수록곡 및 감상 제언</w:t>
+      </w:r>
+    </w:p>
+    <w:p>
+      <w:pPr>
+        <w:spacing w:line="324" w:lineRule="auto" w:after="80"/>
+      </w:pPr>
+      <w:r>
+        <w:rPr w:rFonts="맑은 고딕">
+          <w:rFonts w:ascii="맑은 고딕" w:hAnsi="맑은 고딕" w:eastAsia="맑은 고딕"/>
+          <w:b w:val="0"/>
+          <w:color w:val="6B7280"/>
+          <w:sz w:val="21"/>
+        </w:rPr>
+        <w:t xml:space="preserve">· </w:t>
+      </w:r>
+      <w:r>
+        <w:rPr w:rFonts="맑은 고딕">
+          <w:rFonts w:ascii="맑은 고딕" w:hAnsi="맑은 고딕" w:eastAsia="맑은 고딕"/>
+          <w:b/>
+          <w:color w:val="1F2937"/>
+          <w:sz w:val="21"/>
+        </w:rPr>
+        <w:t xml:space="preserve">주요 수록곡 특징: </w:t>
+      </w:r>
+      <w:r>
+        <w:rPr w:rFonts="맑은 고딕">
+          <w:rFonts w:ascii="맑은 고딕" w:hAnsi="맑은 고딕" w:eastAsia="맑은 고딕"/>
+          <w:b w:val="0"/>
+          <w:sz w:val="21"/>
+        </w:rPr>
+        <w:t>직관적이고 육중한 기타 리프로 시대를 풍미했던 'Black Night'와 감각적인 그루브가 돋보이는 'Strange Kind of Woman'이 심장을 고동치게 만듭니다. 그러나 이 음반의 진정한 보석은 정규 앨범에서 누락되었던 B면 수록곡 'When a Blind Man Cries'로, 눈물샘을 자극하는 리치 블랙모어의 애절한 블루스 솔로와 이언 길런의 비통한 보컬이 빚어내는 서정미의 극치를 맛볼 수 있습니다.</w:t>
+      </w:r>
+    </w:p>
+    <w:p>
+      <w:pPr>
+        <w:spacing w:line="324" w:lineRule="auto" w:after="80"/>
+      </w:pPr>
+      <w:r>
+        <w:rPr w:rFonts="맑은 고딕">
+          <w:rFonts w:ascii="맑은 고딕" w:hAnsi="맑은 고딕" w:eastAsia="맑은 고딕"/>
+          <w:b w:val="0"/>
+          <w:color w:val="6B7280"/>
+          <w:sz w:val="21"/>
+        </w:rPr>
+        <w:t xml:space="preserve">· </w:t>
+      </w:r>
+      <w:r>
+        <w:rPr w:rFonts="맑은 고딕">
+          <w:rFonts w:ascii="맑은 고딕" w:hAnsi="맑은 고딕" w:eastAsia="맑은 고딕"/>
+          <w:b/>
+          <w:color w:val="1F2937"/>
+          <w:sz w:val="21"/>
+        </w:rPr>
+        <w:t xml:space="preserve">빈티지 감상 제언: </w:t>
+      </w:r>
+      <w:r>
+        <w:rPr w:rFonts="맑은 고딕">
+          <w:rFonts w:ascii="맑은 고딕" w:hAnsi="맑은 고딕" w:eastAsia="맑은 고딕"/>
+          <w:b w:val="0"/>
+          <w:sz w:val="21"/>
+        </w:rPr>
+        <w:t>진공관 앰프의 은은한 온기가 피어오를 때 턴테이블의 바늘을 조심스럽게 올려놓으시길 권합니다. 날카롭게 다듬어진 디지털 사운드에서는 결코 전해질 수 없는, 존 로드의 묵직한 오르간 저역과 아날로그 테이프 특유의 포근한 밀도감이 리스닝 룸을 가득 메우며 마치 1970년대 영국의 유서 깊은 스튜디오 한가운데 서 있는 듯한 현장감을 선사할 것입니다.</w:t>
+      </w:r>
+    </w:p>
+    <w:p>
+      <w:pPr>
+        <w:spacing w:line="324" w:lineRule="auto" w:after="80"/>
+      </w:pPr>
+      <w:r>
+        <w:rPr w:rFonts="맑은 고딕">
+          <w:rFonts w:ascii="맑은 고딕" w:hAnsi="맑은 고딕" w:eastAsia="맑은 고딕"/>
+          <w:b w:val="0"/>
+          <w:color w:val="6B7280"/>
+          <w:sz w:val="21"/>
+        </w:rPr>
+        <w:t xml:space="preserve">· </w:t>
+      </w:r>
+      <w:r>
+        <w:rPr w:rFonts="맑은 고딕">
+          <w:rFonts w:ascii="맑은 고딕" w:hAnsi="맑은 고딕" w:eastAsia="맑은 고딕"/>
+          <w:b/>
+          <w:color w:val="1F2937"/>
+          <w:sz w:val="21"/>
+        </w:rPr>
+        <w:t xml:space="preserve">소장 가치: </w:t>
+      </w:r>
+      <w:r>
+        <w:rPr w:rFonts="맑은 고딕">
+          <w:rFonts w:ascii="맑은 고딕" w:hAnsi="맑은 고딕" w:eastAsia="맑은 고딕"/>
+          <w:b w:val="0"/>
+          <w:sz w:val="21"/>
+        </w:rPr>
+        <w:t>정규 스튜디오 앨범들을 낱낱이 뒤져도 찾기 힘든 희귀 싱글 버전과 마스터피스급 B면 곡들을 온전한 아날로그 LP로 품을 수 있다는 점만으로도 컬렉터에게는 더없는 축복입니다. 딥 퍼플의 거칠면서도 우아한 두 얼굴을 가장 순도 높게 포착해 낸 음반으로서 세대를 초월해 서가 한 켠을 지킬 충분한 자격을 갖추고 있습니다.</w:t>
+      </w:r>
+    </w:p>
+    <w:p>
+      <w:pPr>
+        <w:spacing w:line="324" w:lineRule="auto" w:after="120" w:before="160"/>
+      </w:pPr>
+      <w:r>
+        <w:rPr w:rFonts="맑은 고딕">
+          <w:rFonts w:ascii="맑은 고딕" w:hAnsi="맑은 고딕" w:eastAsia="맑은 고딕"/>
+          <w:b/>
+          <w:color w:val="4338CA"/>
+          <w:sz w:val="21"/>
+        </w:rPr>
+        <w:t>이 음반을 통해 아날로그 바늘 끝에서 피어나는 거장들의 뜨거운 숨결과 시대의 낭만이 전해주는 감동을 다시 한번 경험해 보시는 것은 어떨까요?</w:t>
       </w:r>
     </w:p>
     <w:sectPr>
       <w:pgSz w:w="12240" w:h="15840"/>
-      <w:pgMar w:top="1440" w:right="1440" w:bottom="1440" w:left="1440" w:header="720" w:footer="720" w:gutter="0"/>
+      <w:pgMar w:top="1152" w:right="1296" w:bottom="1152" w:left="1296" w:header="720" w:footer="720" w:gutter="0"/>
       <w:cols w:space="720"/>
       <w:docGrid w:linePitch="360"/>
     </w:sectPr>

--- a/word_reports/LP_0337_위치_187_The Deep Purple_Singles A.docx
+++ b/word_reports/LP_0337_위치_187_The Deep Purple_Singles A.docx
@@ -32,7 +32,7 @@
     </w:p>
     <w:p>
       <w:pPr>
-        <w:spacing w:line="324" w:lineRule="auto" w:before="80" w:after="160"/>
+        <w:spacing w:line="324" w:lineRule="auto" w:before="80" w:after="120"/>
       </w:pPr>
       <w:r>
         <w:rPr w:rFonts="맑은 고딕">
@@ -42,13 +42,6 @@
           <w:sz w:val="22"/>
         </w:rPr>
         <w:t xml:space="preserve">[음반 소개] </w:t>
-      </w:r>
-      <w:r>
-        <w:rPr w:rFonts="맑은 고딕">
-          <w:rFonts w:ascii="맑은 고딕" w:hAnsi="맑은 고딕" w:eastAsia="맑은 고딕"/>
-          <w:b w:val="0"/>
-          <w:sz w:val="21"/>
-        </w:rPr>
       </w:r>
     </w:p>
     <w:p>
@@ -61,7 +54,46 @@
           <w:b w:val="0"/>
           <w:sz w:val="21"/>
         </w:rPr>
-        <w:t>거센 파도처럼 포효하는 하드록의 원초적 에너지를 클래식의 숭고한 구조미로 승화시킨 위대한 거장, 딥 퍼플의 찬란한 궤적을 압축해 놓은 명반입니다. 굉음 속에 깃든 존 로드의 해먼드 오르간과 리치 블랙모어의 서정적인 핑거링은 단순한 록을 넘어 하나의 거대한 교향시 같은 울림을 선사합니다. 정규 앨범이라는 거대한 캔버스에서 미처 다 풀어내지 못했던 4분여 미학의 단편들과 숨겨진 이면의 보석들이 비닐(Vinyl)의 소리골을 따라 영롱하게 되살아납니다. 반세기의 시간을 관통하여 여전히 묵직한 전율과 낭만을 건네는, 록 음악사에서 결코 빛바래지 않을 찬연한 기념비입니다.</w:t>
+        <w:t>록 음악의 장대한 연대기 속에서 딥 퍼플(Deep Purple)이라는 이름은 언제나 거대한 산맥과도 같은 위엄으로 다가옵니다. 클래식 음악의 치밀한 대위법적 구조와 블루스의 원초적 야성, 그리고 록 음악 특유의 폭발적 에너지를 한데 녹여내며 하드록과 헤비메탈의 문법을 정초한 이 위대한 5인조는 대중음악사에 불멸의 이정표를 세웠습니다. 본 작 [Singles A's &amp; B's]는 정규 스튜디오 앨범이라는 거대한 대성당의 그늘에 가려져 있던 보석 같은 싱글 트랙들을 한자리에 모은 음반으로, 이들이 거쳐온 음악적 변천사와 숨겨진 예술적 편린들을 파노라마처럼 조망하게 해주는 기념비적인 컴필레이션입니다.</w:t>
+      </w:r>
+    </w:p>
+    <w:p>
+      <w:pPr>
+        <w:spacing w:line="324" w:lineRule="auto" w:after="120"/>
+      </w:pPr>
+      <w:r>
+        <w:rPr w:rFonts="맑은 고딕">
+          <w:rFonts w:ascii="맑은 고딕" w:hAnsi="맑은 고딕" w:eastAsia="맑은 고딕"/>
+          <w:b w:val="0"/>
+          <w:sz w:val="21"/>
+        </w:rPr>
+        <w:t>1968년 결성 이래 딥 퍼플은 마크 I(Mk I)의 사이키델릭과 프로그레시브 록의 탐색기를 거쳐, 이안 길런과 로저 글로버가 합류한 마크 II(Mk II)에 이르러 헤비 록의 정점을 완성했습니다. 본 음반은 7인치 도넛 판이라는 제한된 포맷 속에서 대중과 가장 첨예하게 호흡했던 싱글 A사이드의 빛나는 영광뿐만 아니라, 정규반에 수록되지 못했으나 밴드의 거침없는 실험정신과 순수한 음악적 기교가 농축된 B사이드 트랙들을 유기적으로 엮어냈습니다. 이는 상업적 성공이라는 화려한 외피 이면에 자리한 연주자들의 치열한 예술적 고뇌와 즉흥연주의 미학을 오롯이 복원해 내는 계기가 되었습니다.</w:t>
+      </w:r>
+    </w:p>
+    <w:p>
+      <w:pPr>
+        <w:spacing w:line="324" w:lineRule="auto" w:after="120"/>
+      </w:pPr>
+      <w:r>
+        <w:rPr w:rFonts="맑은 고딕">
+          <w:rFonts w:ascii="맑은 고딕" w:hAnsi="맑은 고딕" w:eastAsia="맑은 고딕"/>
+          <w:b w:val="0"/>
+          <w:sz w:val="21"/>
+        </w:rPr>
+        <w:t>존 로드의 웅장하고 장엄한 해먼드 오르간과 리치 블랙모어의 날카로우면서도 바로크적인 기타 솔로의 격렬한 불꽃 튀김은 이 싱글 모음집 안에서도 숨 막히는 긴장감을 자아냅니다. 3~4분이라는 응축된 시간 속에서 이들이 전하고자 했던 메시지는 단순한 소리의 폭력성이 아닌, 완벽한 형식미 속에 응축된 인간 본연의 자유와 카타르시스였습니다. 시대를 풍미한 강렬한 리프 너머로 흐르는 서정적 선율과 드라마틱한 기승전결은 반세기가 흐른 오늘날에도 바래지 않는 영롱한 예술적 광채를 뿜어냅니다.</w:t>
+      </w:r>
+    </w:p>
+    <w:p>
+      <w:pPr>
+        <w:spacing w:line="324" w:lineRule="auto" w:after="120"/>
+      </w:pPr>
+      <w:r>
+        <w:rPr w:rFonts="맑은 고딕">
+          <w:rFonts w:ascii="맑은 고딕" w:hAnsi="맑은 고딕" w:eastAsia="맑은 고딕"/>
+          <w:b w:val="0"/>
+          <w:sz w:val="21"/>
+        </w:rPr>
+        <w:t>결국 [Singles A's &amp; B's]는 거대한 서사적 콘셉트에 묶이지 않고 순간의 영감과 번뜩이는 재기를 포착해 낸 딥 퍼플의 가장 솔직하고 찬란한 자화상입니다. 거센 시대의 격랑을 헤치며 록 음악의 새 지평을 열었던 청춘의 뜨거운 숨결이 아날로그 그루브 속에 고스란히 각인되어, 듣는 이로 하여금 영광스러웠던 록의 황금시대로 떠나는 깊고 묵직한 시간 여행을 선사합니다.</w:t>
       </w:r>
     </w:p>
     <w:p>
@@ -168,7 +200,7 @@
           <w:b w:val="0"/>
           <w:sz w:val="21"/>
         </w:rPr>
-        <w:t>1978년 영국의 유서 깊은 레이블 하베스트(Harvest/EMI)를 통해 발매된 앨범으로, 1968년 결성 초기(Mark I)부터 밴드의 최전성기(Mark II)를 아우르며 발표되었던 역사적인 싱글 A면과 당시 정규반에 수록되지 않아 희귀성이 높았던 명품 B면 트랙들을 정갈하게 엮어낸 앤솔로지 음반입니다.</w:t>
+        <w:t>1978년 영국의 유서 깊은 하베스트(Harvest) 레이블을 통해 초판이 발매된 공식 컴필레이션 음반입니다. 1968년부터 1976년에 이르는 전성기 시절 영국 및 유럽 시장에서 발매되었던 싱글의 A면 타이틀곡과 정규 앨범 미수록 B면 트랙들을 엄선하여 편찬한 역사적 아카이브 음반입니다.</w:t>
       </w:r>
     </w:p>
     <w:p>
@@ -199,7 +231,7 @@
           <w:b w:val="0"/>
           <w:sz w:val="21"/>
         </w:rPr>
-        <w:t>발매 직후 영국을 비롯한 유럽 전역의 애호가와 평단으로부터 폭발적인 지지를 얻었으며, 정규 음반 미수록 명곡들이 대거 수록된 덕분에 발매와 동시에 필수 소장 음반으로 자리매김하여 전 세계적으로 장기적인 스테디셀러 판매고를 기록하였습니다.</w:t>
+        <w:t>발매 직후 영국 및 유럽 각지의 앨범 차트 상위권에 진입하며 정규 앨범 못지않은 뜨거운 반향을 일으켰습니다. 특히 정규 LP를 모두 보유한 충성도 높은 록 팬들과 오디오파일들에게 필수 수집반으로 자리매김하며 장기간에 걸쳐 꾸준한 스테디셀러를 기록했습니다.</w:t>
       </w:r>
     </w:p>
     <w:p>
@@ -230,7 +262,7 @@
           <w:b w:val="0"/>
           <w:sz w:val="21"/>
         </w:rPr>
-        <w:t>2016년 '로큰롤 명예의 전당(Rock and Roll Hall of Fame)' 헌액 및 음악 전문지 &lt;롤링 스톤&gt;, &lt;클래식 록&gt; 등 유수의 음악 매체로부터 "하드록의 문법을 완성한 밴드의 정수가 응축된 명 편집반"이라는 헌사를 받았습니다.</w:t>
+        <w:t>밴드는 2016년 '로큰롤 명예의 전당(Rock and Roll Hall of Fame)'에 헌액되었으며, 본 앨범에 수록된 싱글들은 다수의 골드/플래티넘 싱글 인증 및 영국의 권위 있는 음악지 &lt;NME&gt;, &lt;멜로디 메이커&gt; 등에서 '시대를 정의한 위대한 싱글'로 거듭 선정되었습니다.</w:t>
       </w:r>
     </w:p>
     <w:p>
@@ -306,7 +338,7 @@
           <w:b w:val="0"/>
           <w:sz w:val="21"/>
         </w:rPr>
-        <w:t>1968년 결성 (현재까지 활동 중)</w:t>
+        <w:t>1968년 결성</w:t>
       </w:r>
     </w:p>
     <w:p>
@@ -337,7 +369,7 @@
           <w:b w:val="0"/>
           <w:sz w:val="21"/>
         </w:rPr>
-        <w:t>록 밴드 (하드 록 / 헤비메탈 / 프로그레시브 록)</w:t>
+        <w:t>록 밴드 (5인조 그룹)</w:t>
       </w:r>
     </w:p>
     <w:p>
@@ -368,7 +400,7 @@
           <w:b w:val="0"/>
           <w:sz w:val="21"/>
         </w:rPr>
-        <w:t>딥 퍼플은 고전 바흐 음악의 엄격한 대위법과 블루스의 폭발적인 즉흥성을 접목하여 하드록의 신기원을 개척한 전설적인 밴드입니다. 해먼드 오르간과 일렉트릭 기타가 주고받는 격정적인 인터플레이, 그리고 인간의 한계를 넘나드는 초절정의 샤우팅 보컬을 통해 당대 록 음악을 예술적 차원으로 격상시킨 클래식 록의 독보적인 선구자입니다.</w:t>
+        <w:t>딥 퍼플은 레드 제플린, 블랙 사바스와 함께 하드록/헤비메탈의 태동을 이끈 삼두마차로 칭송받는 전설적인 밴드입니다. 클래식 음악의 장대한 화성과 즉흥 연주, 블루스의 격정을 결합하여 록 음악의 기교적 수준을 비약적으로 끌어올렸으며, 1억 장 이상의 음반 판매고를 기록하며 대중음악사에 거대한 족적을 남겼습니다.</w:t>
       </w:r>
     </w:p>
     <w:p>
@@ -413,7 +445,7 @@
           <w:b w:val="0"/>
           <w:sz w:val="21"/>
         </w:rPr>
-        <w:t>대곡 중심의 앨범 지향적(Album-oriented) 록을 구사하던 딥 퍼플이 싱글이라는 절제된 형식 속에서 얼마나 날카로운 멜로디 감각과 응축된 긴장감을 발휘했는지를 명쾌하게 입증하는 사료적 가치를 지닙니다. 특히 상업적 최전선에 섰던 A면의 대중성과 그 이면에 숨겨진 B면의 파격적이고 실험적인 면모를 동시에 조명함으로써, 밴드의 다층적인 음악적 정체성을 완성한 걸작으로 평가받습니다.</w:t>
+        <w:t>본 음반은 앨범 중심주의(Album-oriented rock)의 대명사였던 딥 퍼플이 숏폼(Short-form) 형식인 싱글 단위에서도 얼마나 완벽한 구성력과 폭발적인 집중력을 발휘했는지를 실증하는 기념비적 앨범입니다. 정규 앨범의 웅장한 호흡과는 또 다른, 밀도 높은 사운드 디자인과 대중적 훅(Hook)의 미학을 집대성하여 밴드의 역사적 스펙트럼을 완성해 주는 핵심적인 사료입니다.</w:t>
       </w:r>
     </w:p>
     <w:p>
@@ -444,7 +476,7 @@
           <w:b w:val="0"/>
           <w:sz w:val="21"/>
         </w:rPr>
-        <w:t>1960년대 말 사이키델릭의 신비로운 잔향부터 1970년대 초 거칠고 뜨거웠던 청춘의 저항 정신이 그대로 스며들어 있습니다. 낡은 턴테이블 앞에서 작은 도넛형 싱글 음반을 뒤집어가며 뒷면에 숨겨진 비의(秘意)의 멜로디에 심장을 떨었던 그 시절 젊은이들의 아날로그적 낭만과 시대의 공기가 각 트랙마다 생생히 살아 숨 쉬고 있습니다.</w:t>
+        <w:t>1960년대 후반의 사이키델릭 혁명부터 1970년대 하드록의 전성기에 이르기까지, 격동의 시대를 살아가던 청춘들의 반항과 해방의 정서가 짙게 배어 있습니다. 당시 젊은이들이 축음기 앞에 모여 7인치 싱글을 뒤집어가며 느꼈던 설렘과 생생한 열기, 그리고 차가운 냉전의 기운을 녹여내던 뜨거운 록의 공기가 트랙마다 생생히 살아 숨 쉽니다.</w:t>
       </w:r>
     </w:p>
     <w:p>
@@ -489,7 +521,7 @@
           <w:b w:val="0"/>
           <w:sz w:val="21"/>
         </w:rPr>
-        <w:t>직관적이고 육중한 기타 리프로 시대를 풍미했던 'Black Night'와 감각적인 그루브가 돋보이는 'Strange Kind of Woman'이 심장을 고동치게 만듭니다. 그러나 이 음반의 진정한 보석은 정규 앨범에서 누락되었던 B면 수록곡 'When a Blind Man Cries'로, 눈물샘을 자극하는 리치 블랙모어의 애절한 블루스 솔로와 이언 길런의 비통한 보컬이 빚어내는 서정미의 극치를 맛볼 수 있습니다.</w:t>
+        <w:t>밴드의 이름을 세계에 알린 초기 명곡 'Hush'와 프로그레시브한 울림의 'Emmaretta'부터, 불후의 록 클래식 'Black Night', 'Strange Kind of Woman', 그리고 앨범 미수록 B사이드 명곡인 'When a Blind Man Cries' 등이 수록되어 있습니다. 특히 'When a Blind Man Cries'는 이안 길런의 절규하듯 처연한 보컬과 리치 블랙모어의 비장미 넘치는 블루지 기타 솔로가 어우러져 듣는 이의 심금을 울리는 서정성의 극치를 선사합니다.</w:t>
       </w:r>
     </w:p>
     <w:p>
@@ -520,7 +552,7 @@
           <w:b w:val="0"/>
           <w:sz w:val="21"/>
         </w:rPr>
-        <w:t>진공관 앰프의 은은한 온기가 피어오를 때 턴테이블의 바늘을 조심스럽게 올려놓으시길 권합니다. 날카롭게 다듬어진 디지털 사운드에서는 결코 전해질 수 없는, 존 로드의 묵직한 오르간 저역과 아날로그 테이프 특유의 포근한 밀도감이 리스닝 룸을 가득 메우며 마치 1970년대 영국의 유서 깊은 스튜디오 한가운데 서 있는 듯한 현장감을 선사할 것입니다.</w:t>
+        <w:t>본 LP는 진공관 앰프와 중저역이 단단한 스피커를 매칭하여 감상할 때 그 진가가 드러납니다. 해먼드 오르간의 묵직한 레슬리 스피커 회전음과 펜더 스트라토캐스터 특유의 카랑카랑한 오버드라이브 톤이 아날로그 바이닐의 고유한 결을 타고 거칠면서도 따스하게 공간을 메웁니다. 디지털 음원에서는 결코 느낄 수 없는 드럼 스네어의 생생한 타격감과 베이스의 두터운 질감을 음미해 보시길 권합니다.</w:t>
       </w:r>
     </w:p>
     <w:p>
@@ -551,7 +583,7 @@
           <w:b w:val="0"/>
           <w:sz w:val="21"/>
         </w:rPr>
-        <w:t>정규 스튜디오 앨범들을 낱낱이 뒤져도 찾기 힘든 희귀 싱글 버전과 마스터피스급 B면 곡들을 온전한 아날로그 LP로 품을 수 있다는 점만으로도 컬렉터에게는 더없는 축복입니다. 딥 퍼플의 거칠면서도 우아한 두 얼굴을 가장 순도 높게 포착해 낸 음반으로서 세대를 초월해 서가 한 켠을 지킬 충분한 자격을 갖추고 있습니다.</w:t>
+        <w:t>정규 스튜디오 앨범만으로는 온전히 채워지지 않는 딥 퍼플의 음악적 퍼즐을 완성해 주는 귀중한 컬렉션입니다. 오리지널 하베스트 레이블의 유려한 음향 마스터링과 희귀 싱글 B면 곡들의 집대성이라는 희소성만으로도, 아날로그 록 애호가와 LP 컬렉터라면 반드시 바이닐 랙의 앞자리에 꽂아두어야 할 명반입니다.</w:t>
       </w:r>
     </w:p>
     <w:p>
@@ -565,7 +597,7 @@
           <w:color w:val="4338CA"/>
           <w:sz w:val="21"/>
         </w:rPr>
-        <w:t>이 음반을 통해 아날로그 바늘 끝에서 피어나는 거장들의 뜨거운 숨결과 시대의 낭만이 전해주는 감동을 다시 한번 경험해 보시는 것은 어떨까요?</w:t>
+        <w:t>이 음반을 통해 아날로그 바늘 끝에서 피어나는 하드록의 숭고한 서정미와 시대의 명연이 전해주는 감동을 다시 한번 경험해 보시는 것은 어떨까요?</w:t>
       </w:r>
     </w:p>
     <w:sectPr>
